--- a/colney/module_list.docx
+++ b/colney/module_list.docx
@@ -1,6 +1,6 @@
 
 <file path=word/document.xml><?xml version="1.0" encoding="utf-8"?>
-<w:document xmlns:wpc="http://schemas.microsoft.com/office/word/2010/wordprocessingCanvas" xmlns:cx="http://schemas.microsoft.com/office/drawing/2014/chartex" xmlns:cx1="http://schemas.microsoft.com/office/drawing/2015/9/8/chartex" xmlns:cx2="http://schemas.microsoft.com/office/drawing/2015/10/21/chartex" xmlns:cx3="http://schemas.microsoft.com/office/drawing/2016/5/9/chartex" xmlns:cx4="http://schemas.microsoft.com/office/drawing/2016/5/10/chartex" xmlns:cx5="http://schemas.microsoft.com/office/drawing/2016/5/11/chartex" xmlns:cx6="http://schemas.microsoft.com/office/drawing/2016/5/12/chartex" xmlns:cx7="http://schemas.microsoft.com/office/drawing/2016/5/13/chartex" xmlns:cx8="http://schemas.microsoft.com/office/drawing/2016/5/14/chartex" xmlns:mc="http://schemas.openxmlformats.org/markup-compatibility/2006" xmlns:aink="http://schemas.microsoft.com/office/drawing/2016/ink" xmlns:am3d="http://schemas.microsoft.com/office/drawing/2017/model3d" xmlns:o="urn:schemas-microsoft-com:office:office" xmlns:oel="http://schemas.microsoft.com/office/2019/extlst" xmlns:r="http://schemas.openxmlformats.org/officeDocument/2006/relationships" xmlns:m="http://schemas.openxmlformats.org/officeDocument/2006/math" xmlns:v="urn:schemas-microsoft-com:vml" xmlns:wp14="http://schemas.microsoft.com/office/word/2010/wordprocessingDrawing" xmlns:wp="http://schemas.openxmlformats.org/drawingml/2006/wordprocessingDrawing" xmlns:w10="urn:schemas-microsoft-com:office:word" xmlns:w="http://schemas.openxmlformats.org/wordprocessingml/2006/main" xmlns:w14="http://schemas.microsoft.com/office/word/2010/wordml" xmlns:w15="http://schemas.microsoft.com/office/word/2012/wordml" xmlns:w16cex="http://schemas.microsoft.com/office/word/2018/wordml/cex" xmlns:w16cid="http://schemas.microsoft.com/office/word/2016/wordml/cid" xmlns:w16="http://schemas.microsoft.com/office/word/2018/wordml" xmlns:w16du="http://schemas.microsoft.com/office/word/2023/wordml/word16du" xmlns:w16sdtdh="http://schemas.microsoft.com/office/word/2020/wordml/sdtdatahash" xmlns:w16sdtfl="http://schemas.microsoft.com/office/word/2024/wordml/sdtformatlock" xmlns:w16se="http://schemas.microsoft.com/office/word/2015/wordml/symex" xmlns:wpg="http://schemas.microsoft.com/office/word/2010/wordprocessingGroup" xmlns:wpi="http://schemas.microsoft.com/office/word/2010/wordprocessingInk" xmlns:wne="http://schemas.microsoft.com/office/word/2006/wordml" xmlns:wps="http://schemas.microsoft.com/office/word/2010/wordprocessingShape" mc:Ignorable="w14 w15 w16se w16cid w16 w16cex w16sdtdh w16sdtfl w16du wp14">
+<w:document xmlns:wpc="http://schemas.microsoft.com/office/word/2010/wordprocessingCanvas" xmlns:cx="http://schemas.microsoft.com/office/drawing/2014/chartex" xmlns:cx1="http://schemas.microsoft.com/office/drawing/2015/9/8/chartex" xmlns:mc="http://schemas.openxmlformats.org/markup-compatibility/2006" xmlns:o="urn:schemas-microsoft-com:office:office" xmlns:r="http://schemas.openxmlformats.org/officeDocument/2006/relationships" xmlns:m="http://schemas.openxmlformats.org/officeDocument/2006/math" xmlns:v="urn:schemas-microsoft-com:vml" xmlns:wp14="http://schemas.microsoft.com/office/word/2010/wordprocessingDrawing" xmlns:wp="http://schemas.openxmlformats.org/drawingml/2006/wordprocessingDrawing" xmlns:w10="urn:schemas-microsoft-com:office:word" xmlns:w="http://schemas.openxmlformats.org/wordprocessingml/2006/main" xmlns:w14="http://schemas.microsoft.com/office/word/2010/wordml" xmlns:w15="http://schemas.microsoft.com/office/word/2012/wordml" xmlns:w16se="http://schemas.microsoft.com/office/word/2015/wordml/symex" xmlns:wpg="http://schemas.microsoft.com/office/word/2010/wordprocessingGroup" xmlns:wpi="http://schemas.microsoft.com/office/word/2010/wordprocessingInk" xmlns:wne="http://schemas.microsoft.com/office/word/2006/wordml" xmlns:wps="http://schemas.microsoft.com/office/word/2010/wordprocessingShape" mc:Ignorable="w14 w15 w16se wp14">
   <w:body>
     <w:p>
       <w:r>
@@ -127,6 +127,11 @@
       <w:r>
         <w:t>Data Repo</w:t>
       </w:r>
+      <w:r>
+        <w:t xml:space="preserve"> (On website)</w:t>
+      </w:r>
+      <w:bookmarkStart w:id="0" w:name="_GoBack"/>
+      <w:bookmarkEnd w:id="0"/>
     </w:p>
     <w:p>
       <w:pPr>
@@ -196,7 +201,7 @@
 </file>
 
 <file path=word/numbering.xml><?xml version="1.0" encoding="utf-8"?>
-<w:numbering xmlns:wpc="http://schemas.microsoft.com/office/word/2010/wordprocessingCanvas" xmlns:cx="http://schemas.microsoft.com/office/drawing/2014/chartex" xmlns:cx1="http://schemas.microsoft.com/office/drawing/2015/9/8/chartex" xmlns:cx2="http://schemas.microsoft.com/office/drawing/2015/10/21/chartex" xmlns:cx3="http://schemas.microsoft.com/office/drawing/2016/5/9/chartex" xmlns:cx4="http://schemas.microsoft.com/office/drawing/2016/5/10/chartex" xmlns:cx5="http://schemas.microsoft.com/office/drawing/2016/5/11/chartex" xmlns:cx6="http://schemas.microsoft.com/office/drawing/2016/5/12/chartex" xmlns:cx7="http://schemas.microsoft.com/office/drawing/2016/5/13/chartex" xmlns:cx8="http://schemas.microsoft.com/office/drawing/2016/5/14/chartex" xmlns:mc="http://schemas.openxmlformats.org/markup-compatibility/2006" xmlns:aink="http://schemas.microsoft.com/office/drawing/2016/ink" xmlns:am3d="http://schemas.microsoft.com/office/drawing/2017/model3d" xmlns:o="urn:schemas-microsoft-com:office:office" xmlns:oel="http://schemas.microsoft.com/office/2019/extlst" xmlns:r="http://schemas.openxmlformats.org/officeDocument/2006/relationships" xmlns:m="http://schemas.openxmlformats.org/officeDocument/2006/math" xmlns:v="urn:schemas-microsoft-com:vml" xmlns:wp14="http://schemas.microsoft.com/office/word/2010/wordprocessingDrawing" xmlns:wp="http://schemas.openxmlformats.org/drawingml/2006/wordprocessingDrawing" xmlns:w10="urn:schemas-microsoft-com:office:word" xmlns:w="http://schemas.openxmlformats.org/wordprocessingml/2006/main" xmlns:w14="http://schemas.microsoft.com/office/word/2010/wordml" xmlns:w15="http://schemas.microsoft.com/office/word/2012/wordml" xmlns:w16cex="http://schemas.microsoft.com/office/word/2018/wordml/cex" xmlns:w16cid="http://schemas.microsoft.com/office/word/2016/wordml/cid" xmlns:w16="http://schemas.microsoft.com/office/word/2018/wordml" xmlns:w16du="http://schemas.microsoft.com/office/word/2023/wordml/word16du" xmlns:w16sdtdh="http://schemas.microsoft.com/office/word/2020/wordml/sdtdatahash" xmlns:w16sdtfl="http://schemas.microsoft.com/office/word/2024/wordml/sdtformatlock" xmlns:w16se="http://schemas.microsoft.com/office/word/2015/wordml/symex" xmlns:wpg="http://schemas.microsoft.com/office/word/2010/wordprocessingGroup" xmlns:wpi="http://schemas.microsoft.com/office/word/2010/wordprocessingInk" xmlns:wne="http://schemas.microsoft.com/office/word/2006/wordml" xmlns:wps="http://schemas.microsoft.com/office/word/2010/wordprocessingShape" mc:Ignorable="w14 w15 w16se w16cid w16 w16cex w16sdtdh w16sdtfl w16du wp14">
+<w:numbering xmlns:wpc="http://schemas.microsoft.com/office/word/2010/wordprocessingCanvas" xmlns:cx="http://schemas.microsoft.com/office/drawing/2014/chartex" xmlns:cx1="http://schemas.microsoft.com/office/drawing/2015/9/8/chartex" xmlns:mc="http://schemas.openxmlformats.org/markup-compatibility/2006" xmlns:o="urn:schemas-microsoft-com:office:office" xmlns:r="http://schemas.openxmlformats.org/officeDocument/2006/relationships" xmlns:m="http://schemas.openxmlformats.org/officeDocument/2006/math" xmlns:v="urn:schemas-microsoft-com:vml" xmlns:wp14="http://schemas.microsoft.com/office/word/2010/wordprocessingDrawing" xmlns:wp="http://schemas.openxmlformats.org/drawingml/2006/wordprocessingDrawing" xmlns:w10="urn:schemas-microsoft-com:office:word" xmlns:w="http://schemas.openxmlformats.org/wordprocessingml/2006/main" xmlns:w14="http://schemas.microsoft.com/office/word/2010/wordml" xmlns:w15="http://schemas.microsoft.com/office/word/2012/wordml" xmlns:w16se="http://schemas.microsoft.com/office/word/2015/wordml/symex" xmlns:wpg="http://schemas.microsoft.com/office/word/2010/wordprocessingGroup" xmlns:wpi="http://schemas.microsoft.com/office/word/2010/wordprocessingInk" xmlns:wne="http://schemas.microsoft.com/office/word/2006/wordml" xmlns:wps="http://schemas.microsoft.com/office/word/2010/wordprocessingShape" mc:Ignorable="w14 w15 w16se wp14">
   <w:abstractNum w:abstractNumId="0" w15:restartNumberingAfterBreak="0">
     <w:nsid w:val="75D7132E"/>
     <w:multiLevelType w:val="hybridMultilevel"/>
@@ -310,14 +315,14 @@
       </w:rPr>
     </w:lvl>
   </w:abstractNum>
-  <w:num w:numId="1" w16cid:durableId="531647772">
+  <w:num w:numId="1">
     <w:abstractNumId w:val="0"/>
   </w:num>
 </w:numbering>
 </file>
 
 <file path=word/styles.xml><?xml version="1.0" encoding="utf-8"?>
-<w:styles xmlns:mc="http://schemas.openxmlformats.org/markup-compatibility/2006" xmlns:r="http://schemas.openxmlformats.org/officeDocument/2006/relationships" xmlns:w="http://schemas.openxmlformats.org/wordprocessingml/2006/main" xmlns:w14="http://schemas.microsoft.com/office/word/2010/wordml" xmlns:w15="http://schemas.microsoft.com/office/word/2012/wordml" xmlns:w16cex="http://schemas.microsoft.com/office/word/2018/wordml/cex" xmlns:w16cid="http://schemas.microsoft.com/office/word/2016/wordml/cid" xmlns:w16="http://schemas.microsoft.com/office/word/2018/wordml" xmlns:w16du="http://schemas.microsoft.com/office/word/2023/wordml/word16du" xmlns:w16sdtdh="http://schemas.microsoft.com/office/word/2020/wordml/sdtdatahash" xmlns:w16sdtfl="http://schemas.microsoft.com/office/word/2024/wordml/sdtformatlock" xmlns:w16se="http://schemas.microsoft.com/office/word/2015/wordml/symex" mc:Ignorable="w14 w15 w16se w16cid w16 w16cex w16sdtdh w16sdtfl w16du">
+<w:styles xmlns:mc="http://schemas.openxmlformats.org/markup-compatibility/2006" xmlns:r="http://schemas.openxmlformats.org/officeDocument/2006/relationships" xmlns:w="http://schemas.openxmlformats.org/wordprocessingml/2006/main" xmlns:w14="http://schemas.microsoft.com/office/word/2010/wordml" xmlns:w15="http://schemas.microsoft.com/office/word/2012/wordml" xmlns:w16se="http://schemas.microsoft.com/office/word/2015/wordml/symex" mc:Ignorable="w14 w15 w16se">
   <w:docDefaults>
     <w:rPrDefault>
       <w:rPr>
@@ -335,7 +340,7 @@
       </w:pPr>
     </w:pPrDefault>
   </w:docDefaults>
-  <w:latentStyles w:defLockedState="0" w:defUIPriority="99" w:defSemiHidden="0" w:defUnhideWhenUsed="0" w:defQFormat="0" w:count="376">
+  <w:latentStyles w:defLockedState="0" w:defUIPriority="99" w:defSemiHidden="0" w:defUnhideWhenUsed="0" w:defQFormat="0" w:count="371">
     <w:lsdException w:name="Normal" w:uiPriority="0" w:qFormat="1"/>
     <w:lsdException w:name="heading 1" w:uiPriority="9" w:qFormat="1"/>
     <w:lsdException w:name="heading 2" w:semiHidden="1" w:uiPriority="9" w:unhideWhenUsed="1" w:qFormat="1"/>
@@ -707,11 +712,6 @@
     <w:lsdException w:name="List Table 5 Dark Accent 6" w:uiPriority="50"/>
     <w:lsdException w:name="List Table 6 Colorful Accent 6" w:uiPriority="51"/>
     <w:lsdException w:name="List Table 7 Colorful Accent 6" w:uiPriority="52"/>
-    <w:lsdException w:name="Mention" w:semiHidden="1" w:unhideWhenUsed="1"/>
-    <w:lsdException w:name="Smart Hyperlink" w:semiHidden="1" w:unhideWhenUsed="1"/>
-    <w:lsdException w:name="Hashtag" w:semiHidden="1" w:unhideWhenUsed="1"/>
-    <w:lsdException w:name="Unresolved Mention" w:semiHidden="1" w:unhideWhenUsed="1"/>
-    <w:lsdException w:name="Smart Link" w:semiHidden="1" w:unhideWhenUsed="1"/>
   </w:latentStyles>
   <w:style w:type="paragraph" w:default="1" w:styleId="Normal">
     <w:name w:val="Normal"/>

--- a/colney/module_list.docx
+++ b/colney/module_list.docx
@@ -1,6 +1,6 @@
 
 <file path=word/document.xml><?xml version="1.0" encoding="utf-8"?>
-<w:document xmlns:wpc="http://schemas.microsoft.com/office/word/2010/wordprocessingCanvas" xmlns:cx="http://schemas.microsoft.com/office/drawing/2014/chartex" xmlns:cx1="http://schemas.microsoft.com/office/drawing/2015/9/8/chartex" xmlns:mc="http://schemas.openxmlformats.org/markup-compatibility/2006" xmlns:o="urn:schemas-microsoft-com:office:office" xmlns:r="http://schemas.openxmlformats.org/officeDocument/2006/relationships" xmlns:m="http://schemas.openxmlformats.org/officeDocument/2006/math" xmlns:v="urn:schemas-microsoft-com:vml" xmlns:wp14="http://schemas.microsoft.com/office/word/2010/wordprocessingDrawing" xmlns:wp="http://schemas.openxmlformats.org/drawingml/2006/wordprocessingDrawing" xmlns:w10="urn:schemas-microsoft-com:office:word" xmlns:w="http://schemas.openxmlformats.org/wordprocessingml/2006/main" xmlns:w14="http://schemas.microsoft.com/office/word/2010/wordml" xmlns:w15="http://schemas.microsoft.com/office/word/2012/wordml" xmlns:w16se="http://schemas.microsoft.com/office/word/2015/wordml/symex" xmlns:wpg="http://schemas.microsoft.com/office/word/2010/wordprocessingGroup" xmlns:wpi="http://schemas.microsoft.com/office/word/2010/wordprocessingInk" xmlns:wne="http://schemas.microsoft.com/office/word/2006/wordml" xmlns:wps="http://schemas.microsoft.com/office/word/2010/wordprocessingShape" mc:Ignorable="w14 w15 w16se wp14">
+<w:document xmlns:wpc="http://schemas.microsoft.com/office/word/2010/wordprocessingCanvas" xmlns:cx="http://schemas.microsoft.com/office/drawing/2014/chartex" xmlns:cx1="http://schemas.microsoft.com/office/drawing/2015/9/8/chartex" xmlns:cx2="http://schemas.microsoft.com/office/drawing/2015/10/21/chartex" xmlns:cx3="http://schemas.microsoft.com/office/drawing/2016/5/9/chartex" xmlns:cx4="http://schemas.microsoft.com/office/drawing/2016/5/10/chartex" xmlns:cx5="http://schemas.microsoft.com/office/drawing/2016/5/11/chartex" xmlns:cx6="http://schemas.microsoft.com/office/drawing/2016/5/12/chartex" xmlns:cx7="http://schemas.microsoft.com/office/drawing/2016/5/13/chartex" xmlns:cx8="http://schemas.microsoft.com/office/drawing/2016/5/14/chartex" xmlns:mc="http://schemas.openxmlformats.org/markup-compatibility/2006" xmlns:aink="http://schemas.microsoft.com/office/drawing/2016/ink" xmlns:am3d="http://schemas.microsoft.com/office/drawing/2017/model3d" xmlns:o="urn:schemas-microsoft-com:office:office" xmlns:oel="http://schemas.microsoft.com/office/2019/extlst" xmlns:r="http://schemas.openxmlformats.org/officeDocument/2006/relationships" xmlns:m="http://schemas.openxmlformats.org/officeDocument/2006/math" xmlns:v="urn:schemas-microsoft-com:vml" xmlns:wp14="http://schemas.microsoft.com/office/word/2010/wordprocessingDrawing" xmlns:wp="http://schemas.openxmlformats.org/drawingml/2006/wordprocessingDrawing" xmlns:w10="urn:schemas-microsoft-com:office:word" xmlns:w="http://schemas.openxmlformats.org/wordprocessingml/2006/main" xmlns:w14="http://schemas.microsoft.com/office/word/2010/wordml" xmlns:w15="http://schemas.microsoft.com/office/word/2012/wordml" xmlns:w16cex="http://schemas.microsoft.com/office/word/2018/wordml/cex" xmlns:w16cid="http://schemas.microsoft.com/office/word/2016/wordml/cid" xmlns:w16="http://schemas.microsoft.com/office/word/2018/wordml" xmlns:w16du="http://schemas.microsoft.com/office/word/2023/wordml/word16du" xmlns:w16sdtdh="http://schemas.microsoft.com/office/word/2020/wordml/sdtdatahash" xmlns:w16sdtfl="http://schemas.microsoft.com/office/word/2024/wordml/sdtformatlock" xmlns:w16se="http://schemas.microsoft.com/office/word/2015/wordml/symex" xmlns:wpg="http://schemas.microsoft.com/office/word/2010/wordprocessingGroup" xmlns:wpi="http://schemas.microsoft.com/office/word/2010/wordprocessingInk" xmlns:wne="http://schemas.microsoft.com/office/word/2006/wordml" xmlns:wps="http://schemas.microsoft.com/office/word/2010/wordprocessingShape" mc:Ignorable="w14 w15 w16se w16cid w16 w16cex w16sdtdh w16sdtfl w16du wp14">
   <w:body>
     <w:p>
       <w:r>
@@ -37,7 +37,16 @@
         </w:numPr>
       </w:pPr>
       <w:r>
-        <w:t>Two Versions</w:t>
+        <w:t xml:space="preserve">Two </w:t>
+      </w:r>
+      <w:r>
+        <w:t>v</w:t>
+      </w:r>
+      <w:r>
+        <w:t>ersions</w:t>
+      </w:r>
+      <w:r>
+        <w:t>,</w:t>
       </w:r>
       <w:r>
         <w:t xml:space="preserve"> combined and separate</w:t>
@@ -130,8 +139,6 @@
       <w:r>
         <w:t xml:space="preserve"> (On website)</w:t>
       </w:r>
-      <w:bookmarkStart w:id="0" w:name="_GoBack"/>
-      <w:bookmarkEnd w:id="0"/>
     </w:p>
     <w:p>
       <w:pPr>
@@ -201,7 +208,7 @@
 </file>
 
 <file path=word/numbering.xml><?xml version="1.0" encoding="utf-8"?>
-<w:numbering xmlns:wpc="http://schemas.microsoft.com/office/word/2010/wordprocessingCanvas" xmlns:cx="http://schemas.microsoft.com/office/drawing/2014/chartex" xmlns:cx1="http://schemas.microsoft.com/office/drawing/2015/9/8/chartex" xmlns:mc="http://schemas.openxmlformats.org/markup-compatibility/2006" xmlns:o="urn:schemas-microsoft-com:office:office" xmlns:r="http://schemas.openxmlformats.org/officeDocument/2006/relationships" xmlns:m="http://schemas.openxmlformats.org/officeDocument/2006/math" xmlns:v="urn:schemas-microsoft-com:vml" xmlns:wp14="http://schemas.microsoft.com/office/word/2010/wordprocessingDrawing" xmlns:wp="http://schemas.openxmlformats.org/drawingml/2006/wordprocessingDrawing" xmlns:w10="urn:schemas-microsoft-com:office:word" xmlns:w="http://schemas.openxmlformats.org/wordprocessingml/2006/main" xmlns:w14="http://schemas.microsoft.com/office/word/2010/wordml" xmlns:w15="http://schemas.microsoft.com/office/word/2012/wordml" xmlns:w16se="http://schemas.microsoft.com/office/word/2015/wordml/symex" xmlns:wpg="http://schemas.microsoft.com/office/word/2010/wordprocessingGroup" xmlns:wpi="http://schemas.microsoft.com/office/word/2010/wordprocessingInk" xmlns:wne="http://schemas.microsoft.com/office/word/2006/wordml" xmlns:wps="http://schemas.microsoft.com/office/word/2010/wordprocessingShape" mc:Ignorable="w14 w15 w16se wp14">
+<w:numbering xmlns:wpc="http://schemas.microsoft.com/office/word/2010/wordprocessingCanvas" xmlns:cx="http://schemas.microsoft.com/office/drawing/2014/chartex" xmlns:cx1="http://schemas.microsoft.com/office/drawing/2015/9/8/chartex" xmlns:cx2="http://schemas.microsoft.com/office/drawing/2015/10/21/chartex" xmlns:cx3="http://schemas.microsoft.com/office/drawing/2016/5/9/chartex" xmlns:cx4="http://schemas.microsoft.com/office/drawing/2016/5/10/chartex" xmlns:cx5="http://schemas.microsoft.com/office/drawing/2016/5/11/chartex" xmlns:cx6="http://schemas.microsoft.com/office/drawing/2016/5/12/chartex" xmlns:cx7="http://schemas.microsoft.com/office/drawing/2016/5/13/chartex" xmlns:cx8="http://schemas.microsoft.com/office/drawing/2016/5/14/chartex" xmlns:mc="http://schemas.openxmlformats.org/markup-compatibility/2006" xmlns:aink="http://schemas.microsoft.com/office/drawing/2016/ink" xmlns:am3d="http://schemas.microsoft.com/office/drawing/2017/model3d" xmlns:o="urn:schemas-microsoft-com:office:office" xmlns:oel="http://schemas.microsoft.com/office/2019/extlst" xmlns:r="http://schemas.openxmlformats.org/officeDocument/2006/relationships" xmlns:m="http://schemas.openxmlformats.org/officeDocument/2006/math" xmlns:v="urn:schemas-microsoft-com:vml" xmlns:wp14="http://schemas.microsoft.com/office/word/2010/wordprocessingDrawing" xmlns:wp="http://schemas.openxmlformats.org/drawingml/2006/wordprocessingDrawing" xmlns:w10="urn:schemas-microsoft-com:office:word" xmlns:w="http://schemas.openxmlformats.org/wordprocessingml/2006/main" xmlns:w14="http://schemas.microsoft.com/office/word/2010/wordml" xmlns:w15="http://schemas.microsoft.com/office/word/2012/wordml" xmlns:w16cex="http://schemas.microsoft.com/office/word/2018/wordml/cex" xmlns:w16cid="http://schemas.microsoft.com/office/word/2016/wordml/cid" xmlns:w16="http://schemas.microsoft.com/office/word/2018/wordml" xmlns:w16du="http://schemas.microsoft.com/office/word/2023/wordml/word16du" xmlns:w16sdtdh="http://schemas.microsoft.com/office/word/2020/wordml/sdtdatahash" xmlns:w16sdtfl="http://schemas.microsoft.com/office/word/2024/wordml/sdtformatlock" xmlns:w16se="http://schemas.microsoft.com/office/word/2015/wordml/symex" xmlns:wpg="http://schemas.microsoft.com/office/word/2010/wordprocessingGroup" xmlns:wpi="http://schemas.microsoft.com/office/word/2010/wordprocessingInk" xmlns:wne="http://schemas.microsoft.com/office/word/2006/wordml" xmlns:wps="http://schemas.microsoft.com/office/word/2010/wordprocessingShape" mc:Ignorable="w14 w15 w16se w16cid w16 w16cex w16sdtdh w16sdtfl w16du wp14">
   <w:abstractNum w:abstractNumId="0" w15:restartNumberingAfterBreak="0">
     <w:nsid w:val="75D7132E"/>
     <w:multiLevelType w:val="hybridMultilevel"/>
@@ -315,14 +322,14 @@
       </w:rPr>
     </w:lvl>
   </w:abstractNum>
-  <w:num w:numId="1">
+  <w:num w:numId="1" w16cid:durableId="1577009042">
     <w:abstractNumId w:val="0"/>
   </w:num>
 </w:numbering>
 </file>
 
 <file path=word/styles.xml><?xml version="1.0" encoding="utf-8"?>
-<w:styles xmlns:mc="http://schemas.openxmlformats.org/markup-compatibility/2006" xmlns:r="http://schemas.openxmlformats.org/officeDocument/2006/relationships" xmlns:w="http://schemas.openxmlformats.org/wordprocessingml/2006/main" xmlns:w14="http://schemas.microsoft.com/office/word/2010/wordml" xmlns:w15="http://schemas.microsoft.com/office/word/2012/wordml" xmlns:w16se="http://schemas.microsoft.com/office/word/2015/wordml/symex" mc:Ignorable="w14 w15 w16se">
+<w:styles xmlns:mc="http://schemas.openxmlformats.org/markup-compatibility/2006" xmlns:r="http://schemas.openxmlformats.org/officeDocument/2006/relationships" xmlns:w="http://schemas.openxmlformats.org/wordprocessingml/2006/main" xmlns:w14="http://schemas.microsoft.com/office/word/2010/wordml" xmlns:w15="http://schemas.microsoft.com/office/word/2012/wordml" xmlns:w16cex="http://schemas.microsoft.com/office/word/2018/wordml/cex" xmlns:w16cid="http://schemas.microsoft.com/office/word/2016/wordml/cid" xmlns:w16="http://schemas.microsoft.com/office/word/2018/wordml" xmlns:w16du="http://schemas.microsoft.com/office/word/2023/wordml/word16du" xmlns:w16sdtdh="http://schemas.microsoft.com/office/word/2020/wordml/sdtdatahash" xmlns:w16sdtfl="http://schemas.microsoft.com/office/word/2024/wordml/sdtformatlock" xmlns:w16se="http://schemas.microsoft.com/office/word/2015/wordml/symex" mc:Ignorable="w14 w15 w16se w16cid w16 w16cex w16sdtdh w16sdtfl w16du">
   <w:docDefaults>
     <w:rPrDefault>
       <w:rPr>
@@ -340,7 +347,7 @@
       </w:pPr>
     </w:pPrDefault>
   </w:docDefaults>
-  <w:latentStyles w:defLockedState="0" w:defUIPriority="99" w:defSemiHidden="0" w:defUnhideWhenUsed="0" w:defQFormat="0" w:count="371">
+  <w:latentStyles w:defLockedState="0" w:defUIPriority="99" w:defSemiHidden="0" w:defUnhideWhenUsed="0" w:defQFormat="0" w:count="376">
     <w:lsdException w:name="Normal" w:uiPriority="0" w:qFormat="1"/>
     <w:lsdException w:name="heading 1" w:uiPriority="9" w:qFormat="1"/>
     <w:lsdException w:name="heading 2" w:semiHidden="1" w:uiPriority="9" w:unhideWhenUsed="1" w:qFormat="1"/>
@@ -712,6 +719,11 @@
     <w:lsdException w:name="List Table 5 Dark Accent 6" w:uiPriority="50"/>
     <w:lsdException w:name="List Table 6 Colorful Accent 6" w:uiPriority="51"/>
     <w:lsdException w:name="List Table 7 Colorful Accent 6" w:uiPriority="52"/>
+    <w:lsdException w:name="Mention" w:semiHidden="1" w:unhideWhenUsed="1"/>
+    <w:lsdException w:name="Smart Hyperlink" w:semiHidden="1" w:unhideWhenUsed="1"/>
+    <w:lsdException w:name="Hashtag" w:semiHidden="1" w:unhideWhenUsed="1"/>
+    <w:lsdException w:name="Unresolved Mention" w:semiHidden="1" w:unhideWhenUsed="1"/>
+    <w:lsdException w:name="Smart Link" w:semiHidden="1" w:unhideWhenUsed="1"/>
   </w:latentStyles>
   <w:style w:type="paragraph" w:default="1" w:styleId="Normal">
     <w:name w:val="Normal"/>

--- a/colney/module_list.docx
+++ b/colney/module_list.docx
@@ -195,6 +195,82 @@
       </w:r>
       <w:r>
         <w:t>)</w:t>
+      </w:r>
+    </w:p>
+    <w:p/>
+    <w:p>
+      <w:r>
+        <w:t>MLB K-means</w:t>
+      </w:r>
+    </w:p>
+    <w:p>
+      <w:pPr>
+        <w:pStyle w:val="ListParagraph"/>
+        <w:numPr>
+          <w:ilvl w:val="0"/>
+          <w:numId w:val="1"/>
+        </w:numPr>
+      </w:pPr>
+      <w:r>
+        <w:t>Data Repo</w:t>
+      </w:r>
+    </w:p>
+    <w:p>
+      <w:pPr>
+        <w:pStyle w:val="ListParagraph"/>
+        <w:numPr>
+          <w:ilvl w:val="0"/>
+          <w:numId w:val="1"/>
+        </w:numPr>
+      </w:pPr>
+      <w:r>
+        <w:t xml:space="preserve">Module </w:t>
+      </w:r>
+    </w:p>
+    <w:p>
+      <w:r>
+        <w:t>MMA Reach</w:t>
+      </w:r>
+    </w:p>
+    <w:p>
+      <w:pPr>
+        <w:pStyle w:val="ListParagraph"/>
+        <w:numPr>
+          <w:ilvl w:val="0"/>
+          <w:numId w:val="1"/>
+        </w:numPr>
+      </w:pPr>
+      <w:r>
+        <w:t>Data Repo</w:t>
+      </w:r>
+    </w:p>
+    <w:p>
+      <w:pPr>
+        <w:pStyle w:val="ListParagraph"/>
+        <w:numPr>
+          <w:ilvl w:val="0"/>
+          <w:numId w:val="1"/>
+        </w:numPr>
+      </w:pPr>
+      <w:r>
+        <w:t>Module</w:t>
+      </w:r>
+    </w:p>
+    <w:p>
+      <w:r>
+        <w:t>NFL Sampling Distribution</w:t>
+      </w:r>
+    </w:p>
+    <w:p>
+      <w:pPr>
+        <w:pStyle w:val="ListParagraph"/>
+        <w:numPr>
+          <w:ilvl w:val="0"/>
+          <w:numId w:val="1"/>
+        </w:numPr>
+      </w:pPr>
+      <w:r>
+        <w:t>Module</w:t>
       </w:r>
     </w:p>
     <w:sectPr>

--- a/colney/module_list.docx
+++ b/colney/module_list.docx
@@ -259,6 +259,23 @@
     <w:p>
       <w:r>
         <w:t>NFL Sampling Distribution</w:t>
+      </w:r>
+    </w:p>
+    <w:p>
+      <w:pPr>
+        <w:pStyle w:val="ListParagraph"/>
+        <w:numPr>
+          <w:ilvl w:val="0"/>
+          <w:numId w:val="1"/>
+        </w:numPr>
+      </w:pPr>
+      <w:r>
+        <w:t>Module</w:t>
+      </w:r>
+    </w:p>
+    <w:p>
+      <w:r>
+        <w:t>NHL Sampling Distribution</w:t>
       </w:r>
     </w:p>
     <w:p>

--- a/colney/module_list.docx
+++ b/colney/module_list.docx
@@ -4,7 +4,18 @@
   <w:body>
     <w:p>
       <w:r>
+        <w:t>As of July 23</w:t>
+      </w:r>
+      <w:r>
+        <w:t>,</w:t>
+      </w:r>
+    </w:p>
+    <w:p>
+      <w:r>
         <w:t>NBA Wingspans</w:t>
+      </w:r>
+      <w:r>
+        <w:t xml:space="preserve"> (Done)</w:t>
       </w:r>
     </w:p>
     <w:p>
@@ -124,6 +135,9 @@
       <w:r>
         <w:t>NBA Sampling Distributions</w:t>
       </w:r>
+      <w:r>
+        <w:t xml:space="preserve"> (Done)</w:t>
+      </w:r>
     </w:p>
     <w:p>
       <w:pPr>
@@ -178,6 +192,9 @@
       <w:r>
         <w:t>Baseball</w:t>
       </w:r>
+      <w:r>
+        <w:t xml:space="preserve"> (Done)</w:t>
+      </w:r>
     </w:p>
     <w:p>
       <w:pPr>
@@ -202,6 +219,9 @@
       <w:r>
         <w:t>MLB K-means</w:t>
       </w:r>
+      <w:r>
+        <w:t xml:space="preserve"> (Not looked at)</w:t>
+      </w:r>
     </w:p>
     <w:p>
       <w:pPr>
@@ -243,6 +263,9 @@
       <w:r>
         <w:t>Data Repo</w:t>
       </w:r>
+      <w:r>
+        <w:t xml:space="preserve"> (Feeback by Lock)</w:t>
+      </w:r>
     </w:p>
     <w:p>
       <w:pPr>
@@ -260,6 +283,9 @@
       <w:r>
         <w:t>NFL Sampling Distribution</w:t>
       </w:r>
+      <w:r>
+        <w:t xml:space="preserve"> (Not looked at)</w:t>
+      </w:r>
     </w:p>
     <w:p>
       <w:pPr>
@@ -270,12 +296,39 @@
         </w:numPr>
       </w:pPr>
       <w:r>
+        <w:t>Data Repo</w:t>
+      </w:r>
+    </w:p>
+    <w:p>
+      <w:pPr>
+        <w:pStyle w:val="ListParagraph"/>
+        <w:numPr>
+          <w:ilvl w:val="0"/>
+          <w:numId w:val="1"/>
+        </w:numPr>
+      </w:pPr>
+      <w:r>
         <w:t>Module</w:t>
       </w:r>
     </w:p>
     <w:p>
       <w:r>
         <w:t>NHL Sampling Distribution</w:t>
+      </w:r>
+      <w:r>
+        <w:t xml:space="preserve"> (Not looked at)</w:t>
+      </w:r>
+    </w:p>
+    <w:p>
+      <w:pPr>
+        <w:pStyle w:val="ListParagraph"/>
+        <w:numPr>
+          <w:ilvl w:val="0"/>
+          <w:numId w:val="1"/>
+        </w:numPr>
+      </w:pPr>
+      <w:r>
+        <w:t>Data Repo</w:t>
       </w:r>
     </w:p>
     <w:p>

--- a/colney/module_list.docx
+++ b/colney/module_list.docx
@@ -15,7 +15,10 @@
         <w:t>NBA Wingspans</w:t>
       </w:r>
       <w:r>
-        <w:t xml:space="preserve"> (Done)</w:t>
+        <w:t xml:space="preserve"> (</w:t>
+      </w:r>
+      <w:r>
+        <w:t>On Website)</w:t>
       </w:r>
     </w:p>
     <w:p>
@@ -29,39 +32,6 @@
       <w:r>
         <w:t>Data Repo</w:t>
       </w:r>
-      <w:r>
-        <w:t xml:space="preserve"> (</w:t>
-      </w:r>
-      <w:r>
-        <w:t>On Website</w:t>
-      </w:r>
-      <w:r>
-        <w:t>)</w:t>
-      </w:r>
-    </w:p>
-    <w:p>
-      <w:pPr>
-        <w:pStyle w:val="ListParagraph"/>
-        <w:numPr>
-          <w:ilvl w:val="1"/>
-          <w:numId w:val="1"/>
-        </w:numPr>
-      </w:pPr>
-      <w:r>
-        <w:t xml:space="preserve">Two </w:t>
-      </w:r>
-      <w:r>
-        <w:t>v</w:t>
-      </w:r>
-      <w:r>
-        <w:t>ersions</w:t>
-      </w:r>
-      <w:r>
-        <w:t>,</w:t>
-      </w:r>
-      <w:r>
-        <w:t xml:space="preserve"> combined and separate</w:t>
-      </w:r>
     </w:p>
     <w:p>
       <w:pPr>
@@ -75,68 +45,19 @@
         <w:t>Module</w:t>
       </w:r>
     </w:p>
-    <w:p>
-      <w:pPr>
-        <w:pStyle w:val="ListParagraph"/>
-        <w:numPr>
-          <w:ilvl w:val="1"/>
-          <w:numId w:val="1"/>
-        </w:numPr>
-      </w:pPr>
-      <w:r>
-        <w:t>1</w:t>
-      </w:r>
-      <w:r>
-        <w:rPr>
-          <w:vertAlign w:val="superscript"/>
-        </w:rPr>
-        <w:t>st</w:t>
-      </w:r>
-      <w:r>
-        <w:t xml:space="preserve"> round of feedback on </w:t>
-      </w:r>
-      <w:proofErr w:type="spellStart"/>
-      <w:r>
-        <w:t>nba_wingspan_solutions_no_webscraping</w:t>
-      </w:r>
-      <w:proofErr w:type="spellEnd"/>
-      <w:r>
-        <w:t xml:space="preserve"> is complete</w:t>
-      </w:r>
-      <w:r>
-        <w:t>.</w:t>
-      </w:r>
-    </w:p>
-    <w:p>
-      <w:pPr>
-        <w:pStyle w:val="ListParagraph"/>
-        <w:numPr>
-          <w:ilvl w:val="1"/>
-          <w:numId w:val="1"/>
-        </w:numPr>
-      </w:pPr>
-      <w:r>
-        <w:t xml:space="preserve">Will edit all other files to match </w:t>
-      </w:r>
-      <w:proofErr w:type="spellStart"/>
-      <w:r>
-        <w:t>nba_wingspan_solutions_no_webscraping</w:t>
-      </w:r>
-      <w:proofErr w:type="spellEnd"/>
-      <w:r>
-        <w:t xml:space="preserve"> once </w:t>
-      </w:r>
-      <w:r>
-        <w:t>final version is done.</w:t>
-      </w:r>
-    </w:p>
     <w:p/>
     <w:p>
       <w:r>
         <w:t>NBA Sampling Distributions</w:t>
       </w:r>
       <w:r>
-        <w:t xml:space="preserve"> (Done)</w:t>
+        <w:t xml:space="preserve"> (</w:t>
+      </w:r>
+      <w:r>
+        <w:t>On Website</w:t>
+      </w:r>
+      <w:r>
+        <w:t>)</w:t>
       </w:r>
     </w:p>
     <w:p>
@@ -150,24 +71,6 @@
       <w:r>
         <w:t>Data Repo</w:t>
       </w:r>
-      <w:r>
-        <w:t xml:space="preserve"> (On website)</w:t>
-      </w:r>
-    </w:p>
-    <w:p>
-      <w:pPr>
-        <w:pStyle w:val="ListParagraph"/>
-        <w:numPr>
-          <w:ilvl w:val="1"/>
-          <w:numId w:val="1"/>
-        </w:numPr>
-      </w:pPr>
-      <w:r>
-        <w:t>Need Feedback</w:t>
-      </w:r>
-      <w:r>
-        <w:t>/Not on website</w:t>
-      </w:r>
     </w:p>
     <w:p>
       <w:pPr>
@@ -178,22 +81,28 @@
         </w:numPr>
       </w:pPr>
       <w:r>
-        <w:t>Module (</w:t>
+        <w:t>Module</w:t>
+      </w:r>
+    </w:p>
+    <w:p/>
+    <w:p>
+      <w:r>
+        <w:t>Baseball</w:t>
+      </w:r>
+      <w:r>
+        <w:t xml:space="preserve"> </w:t>
+      </w:r>
+      <w:r>
+        <w:t xml:space="preserve">for Workshop </w:t>
+      </w:r>
+      <w:r>
+        <w:t>(</w:t>
       </w:r>
       <w:r>
         <w:t>On Website</w:t>
       </w:r>
       <w:r>
         <w:t>)</w:t>
-      </w:r>
-    </w:p>
-    <w:p/>
-    <w:p>
-      <w:r>
-        <w:t>Baseball</w:t>
-      </w:r>
-      <w:r>
-        <w:t xml:space="preserve"> (Done)</w:t>
       </w:r>
     </w:p>
     <w:p>
@@ -205,13 +114,7 @@
         </w:numPr>
       </w:pPr>
       <w:r>
-        <w:t>Data Repo (</w:t>
-      </w:r>
-      <w:r>
-        <w:t>On Website</w:t>
-      </w:r>
-      <w:r>
-        <w:t>)</w:t>
+        <w:t>Data Repo</w:t>
       </w:r>
     </w:p>
     <w:p/>
@@ -264,7 +167,19 @@
         <w:t>Data Repo</w:t>
       </w:r>
       <w:r>
-        <w:t xml:space="preserve"> (Feeback by Lock)</w:t>
+        <w:t xml:space="preserve"> (</w:t>
+      </w:r>
+      <w:r>
+        <w:t>Updated based on f</w:t>
+      </w:r>
+      <w:r>
+        <w:t>ee</w:t>
+      </w:r>
+      <w:r>
+        <w:t>d</w:t>
+      </w:r>
+      <w:r>
+        <w:t>back by Lock)</w:t>
       </w:r>
     </w:p>
     <w:p>
@@ -341,6 +256,17 @@
       </w:pPr>
       <w:r>
         <w:t>Module</w:t>
+      </w:r>
+    </w:p>
+    <w:p/>
+    <w:p>
+      <w:r>
+        <w:t>MMA Reach module is similar to NBA Wingspans module.</w:t>
+      </w:r>
+    </w:p>
+    <w:p>
+      <w:r>
+        <w:t>NFL and NHL sampling distribution modules are similar to NBA sampling distribution module.</w:t>
       </w:r>
     </w:p>
     <w:sectPr>
